--- a/WEEK2 TASKS.docx
+++ b/WEEK2 TASKS.docx
@@ -42,8 +42,6 @@
     <w:p>
       <w:r>
         <w:br/>
-      </w:r>
-      <w:r>
         <w:t>class Solution {</w:t>
       </w:r>
     </w:p>
@@ -230,6 +228,9 @@
         <w:br/>
       </w:r>
       <w:r>
+        <w:rPr>
+          <w:noProof/>
+        </w:rPr>
         <w:drawing>
           <wp:inline distT="0" distB="0" distL="0" distR="0" wp14:anchorId="279AB5B3" wp14:editId="2309921F">
             <wp:extent cx="2651760" cy="2727766"/>
@@ -270,6 +271,9 @@
         <w:t xml:space="preserve">                              </w:t>
       </w:r>
       <w:r>
+        <w:rPr>
+          <w:noProof/>
+        </w:rPr>
         <w:drawing>
           <wp:inline distT="0" distB="0" distL="0" distR="0" wp14:anchorId="623AC16E" wp14:editId="2920C8AF">
             <wp:extent cx="2034419" cy="2684780"/>
@@ -574,6 +578,9 @@
         <w:br/>
       </w:r>
       <w:r>
+        <w:rPr>
+          <w:noProof/>
+        </w:rPr>
         <w:drawing>
           <wp:inline distT="0" distB="0" distL="0" distR="0" wp14:anchorId="2E4CCA5A" wp14:editId="19C7875D">
             <wp:extent cx="2605848" cy="2105660"/>
@@ -614,6 +621,9 @@
         <w:t xml:space="preserve">  </w:t>
       </w:r>
       <w:r>
+        <w:rPr>
+          <w:noProof/>
+        </w:rPr>
         <w:drawing>
           <wp:inline distT="0" distB="0" distL="0" distR="0" wp14:anchorId="160FD7C0" wp14:editId="1D8D2B69">
             <wp:extent cx="2686050" cy="2169795"/>
@@ -897,6 +907,9 @@
         <w:br/>
       </w:r>
       <w:r>
+        <w:rPr>
+          <w:noProof/>
+        </w:rPr>
         <w:drawing>
           <wp:inline distT="0" distB="0" distL="0" distR="0" wp14:anchorId="1660AA43" wp14:editId="1570934D">
             <wp:extent cx="2133898" cy="2972215"/>
@@ -937,6 +950,9 @@
         <w:t xml:space="preserve">                          </w:t>
       </w:r>
       <w:r>
+        <w:rPr>
+          <w:noProof/>
+        </w:rPr>
         <w:drawing>
           <wp:inline distT="0" distB="0" distL="0" distR="0" wp14:anchorId="5A9CBA13" wp14:editId="3F2E8FD6">
             <wp:extent cx="2133600" cy="3152775"/>
@@ -1516,18 +1532,15 @@
     </w:p>
     <w:p>
       <w:r>
-        <w:t xml:space="preserve">    }</w:t>
-      </w:r>
-      <w:r>
-        <w:t xml:space="preserve">   </w:t>
-      </w:r>
-      <w:r>
-        <w:t>}</w:t>
+        <w:t xml:space="preserve">    }   }</w:t>
       </w:r>
       <w:r>
         <w:br/>
       </w:r>
       <w:r>
+        <w:rPr>
+          <w:noProof/>
+        </w:rPr>
         <w:drawing>
           <wp:inline distT="0" distB="0" distL="0" distR="0" wp14:anchorId="79A307C6" wp14:editId="18FCD795">
             <wp:extent cx="2254885" cy="2529840"/>
@@ -1997,6 +2010,7 @@
       </w:pPr>
       <w:r>
         <w:rPr>
+          <w:noProof/>
           <w:sz w:val="36"/>
           <w:szCs w:val="36"/>
         </w:rPr>
@@ -2206,15 +2220,7 @@
       </w:r>
       <w:proofErr w:type="gramEnd"/>
       <w:r>
-        <w:t xml:space="preserve">; </w:t>
-      </w:r>
-      <w:proofErr w:type="spellStart"/>
-      <w:r>
-        <w:t>j++</w:t>
-      </w:r>
-      <w:proofErr w:type="spellEnd"/>
-      <w:r>
-        <w:t>) {</w:t>
+        <w:t>; j++) {</w:t>
       </w:r>
     </w:p>
     <w:p>
@@ -2227,15 +2233,7 @@
       </w:r>
       <w:proofErr w:type="spellEnd"/>
       <w:r>
-        <w:t xml:space="preserve"> += accounts[</w:t>
-      </w:r>
-      <w:proofErr w:type="spellStart"/>
-      <w:r>
-        <w:t>i</w:t>
-      </w:r>
-      <w:proofErr w:type="spellEnd"/>
-      <w:r>
-        <w:t>][j];</w:t>
+        <w:t xml:space="preserve"> += accounts[i][j];</w:t>
       </w:r>
     </w:p>
     <w:p>
@@ -2363,6 +2361,7 @@
         <w:rPr>
           <w:b/>
           <w:bCs/>
+          <w:noProof/>
           <w:sz w:val="36"/>
           <w:szCs w:val="36"/>
         </w:rPr>
@@ -2416,6 +2415,7 @@
         <w:rPr>
           <w:b/>
           <w:bCs/>
+          <w:noProof/>
           <w:sz w:val="36"/>
           <w:szCs w:val="36"/>
         </w:rPr>
@@ -3070,6 +3070,7 @@
   <w:style w:type="character" w:default="1" w:styleId="DefaultParagraphFont">
     <w:name w:val="Default Paragraph Font"/>
     <w:uiPriority w:val="1"/>
+    <w:semiHidden/>
     <w:unhideWhenUsed/>
   </w:style>
   <w:style w:type="table" w:default="1" w:styleId="TableNormal">
